--- a/8 Project Demonstration/Team Involvement in Demonstration.docx
+++ b/8 Project Demonstration/Team Involvement in Demonstration.docx
@@ -250,7 +250,7 @@
                 <w:rFonts w:ascii="Arial MT"/>
                 <w:sz w:val="20"/>
               </w:rPr>
-              <w:t xml:space="preserve">02 October 2026</w:t>
+              <w:t>01/10/2026</w:t>
             </w:r>
           </w:p>
         </w:tc>
@@ -388,6 +388,58 @@
                 <w:sz w:val="20"/>
               </w:rPr>
               <w:t xml:space="preserve">PocketSmart AI</w:t>
+            </w:r>
+          </w:p>
+        </w:tc>
+      </w:tr>
+      <w:tr>
+        <w:trPr>
+          <w:trHeight w:val="399" w:hRule="atLeast"/>
+        </w:trPr>
+        <w:tc>
+          <w:tcPr>
+            <w:tcW w:w="2820" w:type="dxa"/>
+          </w:tcPr>
+          <w:p>
+            <w:pPr>
+              <w:pStyle w:val="TableParagraph"/>
+              <w:spacing w:before="101"/>
+              <w:ind w:left="127"/>
+              <w:rPr>
+                <w:b/>
+                <w:sz w:val="20"/>
+              </w:rPr>
+            </w:pPr>
+            <w:r>
+              <w:rPr>
+                <w:b/>
+                <w:sz w:val="20"/>
+              </w:rPr>
+              <w:t>Guide</w:t>
+            </w:r>
+          </w:p>
+        </w:tc>
+        <w:tc>
+          <w:tcPr>
+            <w:tcW w:w="6820" w:type="dxa"/>
+          </w:tcPr>
+          <w:p>
+            <w:pPr>
+              <w:pStyle w:val="TableParagraph"/>
+              <w:spacing w:before="101"/>
+              <w:ind w:left="143"/>
+              <w:rPr>
+                <w:rFonts w:ascii="Arial MT"/>
+                <w:sz w:val="20"/>
+              </w:rPr>
+            </w:pPr>
+            <w:r>
+              <w:rPr>
+                <w:rFonts w:ascii="Arial MT"/>
+                <w:spacing w:val="-2"/>
+                <w:sz w:val="20"/>
+              </w:rPr>
+              <w:t>N. Indumathi AP/CSE</w:t>
             </w:r>
           </w:p>
         </w:tc>
@@ -543,127 +595,7 @@
       </w:pPr>
       <w:r>
         <w:rPr/>
-        <w:t>This document records the active participation and roles of each team member during the project demonstration.</w:t>
-      </w:r>
-      <w:r>
-        <w:rPr>
-          <w:spacing w:val="-4"/>
-        </w:rPr>
-        <w:t> </w:t>
-      </w:r>
-      <w:r>
-        <w:rPr/>
-        <w:t>It</w:t>
-      </w:r>
-      <w:r>
-        <w:rPr>
-          <w:spacing w:val="-4"/>
-        </w:rPr>
-        <w:t> </w:t>
-      </w:r>
-      <w:r>
-        <w:rPr/>
-        <w:t>ensures</w:t>
-      </w:r>
-      <w:r>
-        <w:rPr>
-          <w:spacing w:val="-4"/>
-        </w:rPr>
-        <w:t> </w:t>
-      </w:r>
-      <w:r>
-        <w:rPr/>
-        <w:t>that</w:t>
-      </w:r>
-      <w:r>
-        <w:rPr>
-          <w:spacing w:val="-4"/>
-        </w:rPr>
-        <w:t> </w:t>
-      </w:r>
-      <w:r>
-        <w:rPr/>
-        <w:t>every</w:t>
-      </w:r>
-      <w:r>
-        <w:rPr>
-          <w:spacing w:val="-4"/>
-        </w:rPr>
-        <w:t> </w:t>
-      </w:r>
-      <w:r>
-        <w:rPr/>
-        <w:t>member</w:t>
-      </w:r>
-      <w:r>
-        <w:rPr>
-          <w:spacing w:val="-4"/>
-        </w:rPr>
-        <w:t> </w:t>
-      </w:r>
-      <w:r>
-        <w:rPr/>
-        <w:t>contributes</w:t>
-      </w:r>
-      <w:r>
-        <w:rPr>
-          <w:spacing w:val="-4"/>
-        </w:rPr>
-        <w:t> </w:t>
-      </w:r>
-      <w:r>
-        <w:rPr/>
-        <w:t>meaningfully</w:t>
-      </w:r>
-      <w:r>
-        <w:rPr>
-          <w:spacing w:val="-4"/>
-        </w:rPr>
-        <w:t> </w:t>
-      </w:r>
-      <w:r>
-        <w:rPr/>
-        <w:t>to</w:t>
-      </w:r>
-      <w:r>
-        <w:rPr>
-          <w:spacing w:val="-4"/>
-        </w:rPr>
-        <w:t> </w:t>
-      </w:r>
-      <w:r>
-        <w:rPr/>
-        <w:t>the</w:t>
-      </w:r>
-      <w:r>
-        <w:rPr>
-          <w:spacing w:val="-4"/>
-        </w:rPr>
-        <w:t> </w:t>
-      </w:r>
-      <w:r>
-        <w:rPr/>
-        <w:t>presentation</w:t>
-      </w:r>
-      <w:r>
-        <w:rPr>
-          <w:spacing w:val="-4"/>
-        </w:rPr>
-        <w:t> </w:t>
-      </w:r>
-      <w:r>
-        <w:rPr/>
-        <w:t>and</w:t>
-      </w:r>
-      <w:r>
-        <w:rPr>
-          <w:spacing w:val="-4"/>
-        </w:rPr>
-        <w:t> </w:t>
-      </w:r>
-      <w:r>
-        <w:rPr/>
-        <w:t>that responsibilities are distributed fairly and clearly.</w:t>
+        <w:t>This document records the part each team member played in the PocketSmart AI demonstration and how the responsibilities were shared.</w:t>
       </w:r>
     </w:p>
     <w:p>
@@ -1013,7 +945,7 @@
                 <w:rFonts w:ascii="Times New Roman"/>
                 <w:sz w:val="18"/>
               </w:rPr>
-              <w:t xml:space="preserve">Naveen K</w:t>
+              <w:t>Naveen K</w:t>
             </w:r>
           </w:p>
         </w:tc>
@@ -1034,7 +966,7 @@
                 <w:rFonts w:ascii="Times New Roman"/>
                 <w:sz w:val="18"/>
               </w:rPr>
-              <w:t xml:space="preserve">Team Leader and presenter</w:t>
+              <w:t>Team Leader and presenter</w:t>
             </w:r>
           </w:p>
         </w:tc>
@@ -1055,7 +987,7 @@
                 <w:rFonts w:ascii="Times New Roman"/>
                 <w:sz w:val="18"/>
               </w:rPr>
-              <w:t xml:space="preserve">Introduction and Q&amp;A</w:t>
+              <w:t>Introduction and Q&amp;A</w:t>
             </w:r>
           </w:p>
         </w:tc>
@@ -1076,7 +1008,7 @@
                 <w:rFonts w:ascii="Times New Roman"/>
                 <w:sz w:val="18"/>
               </w:rPr>
-              <w:t xml:space="preserve">Opened the demo, coordinated the team and prepared report and PPT</w:t>
+              <w:t>Opened the demo, coordinated the team and prepared the report and PPT</w:t>
             </w:r>
           </w:p>
         </w:tc>
@@ -1097,7 +1029,7 @@
                 <w:rFonts w:ascii="Times New Roman"/>
                 <w:sz w:val="18"/>
               </w:rPr>
-              <w:t xml:space="preserve">Active</w:t>
+              <w:t>Active</w:t>
             </w:r>
           </w:p>
         </w:tc>
@@ -1147,7 +1079,7 @@
                 <w:rFonts w:ascii="Times New Roman"/>
                 <w:sz w:val="18"/>
               </w:rPr>
-              <w:t xml:space="preserve">Mukilkani R P</w:t>
+              <w:t>Mukilkani R P</w:t>
             </w:r>
           </w:p>
         </w:tc>
@@ -1168,7 +1100,7 @@
                 <w:rFonts w:ascii="Times New Roman"/>
                 <w:sz w:val="18"/>
               </w:rPr>
-              <w:t xml:space="preserve">Technical lead and live demonstrator</w:t>
+              <w:t>Technical lead and live demonstrator</w:t>
             </w:r>
           </w:p>
         </w:tc>
@@ -1189,7 +1121,7 @@
                 <w:rFonts w:ascii="Times New Roman"/>
                 <w:sz w:val="18"/>
               </w:rPr>
-              <w:t xml:space="preserve">Architecture, categorize, advice and fallback</w:t>
+              <w:t>Architecture, planners, fallback and tests</w:t>
             </w:r>
           </w:p>
         </w:tc>
@@ -1210,7 +1142,7 @@
                 <w:rFonts w:ascii="Times New Roman"/>
                 <w:sz w:val="18"/>
               </w:rPr>
-              <w:t xml:space="preserve">Built data, models, API, Gemini layer and deployment; ran the live demo</w:t>
+              <w:t>Built the FastAPI backend, Gemini layer, database, pages and tests; ran the live demo</w:t>
             </w:r>
           </w:p>
         </w:tc>
@@ -1231,7 +1163,7 @@
                 <w:rFonts w:ascii="Times New Roman"/>
                 <w:sz w:val="18"/>
               </w:rPr>
-              <w:t xml:space="preserve">Active</w:t>
+              <w:t>Active</w:t>
             </w:r>
           </w:p>
         </w:tc>
@@ -1281,7 +1213,7 @@
                 <w:rFonts w:ascii="Times New Roman"/>
                 <w:sz w:val="18"/>
               </w:rPr>
-              <w:t xml:space="preserve">Prabhagaran E</w:t>
+              <w:t>Prabhagaran E</w:t>
             </w:r>
           </w:p>
         </w:tc>
@@ -1302,7 +1234,7 @@
                 <w:rFonts w:ascii="Times New Roman"/>
                 <w:sz w:val="18"/>
               </w:rPr>
-              <w:t xml:space="preserve">Frontend presenter</w:t>
+              <w:t>Frontend presenter</w:t>
             </w:r>
           </w:p>
         </w:tc>
@@ -1323,7 +1255,7 @@
                 <w:rFonts w:ascii="Times New Roman"/>
                 <w:sz w:val="18"/>
               </w:rPr>
-              <w:t xml:space="preserve">Anomalies and forecast views</w:t>
+              <w:t>Party and Jewelry planner pages</w:t>
             </w:r>
           </w:p>
         </w:tc>
@@ -1344,7 +1276,7 @@
                 <w:rFonts w:ascii="Times New Roman"/>
                 <w:sz w:val="18"/>
               </w:rPr>
-              <w:t xml:space="preserve">Built the Streamlit interface and presented the results screens</w:t>
+              <w:t>Reviewed and tested the frontend pages and presented the Party and Jewelry demos</w:t>
             </w:r>
           </w:p>
         </w:tc>
@@ -1365,7 +1297,7 @@
                 <w:rFonts w:ascii="Times New Roman"/>
                 <w:sz w:val="18"/>
               </w:rPr>
-              <w:t xml:space="preserve">Active</w:t>
+              <w:t>Active</w:t>
             </w:r>
           </w:p>
         </w:tc>
@@ -1415,7 +1347,7 @@
                 <w:rFonts w:ascii="Times New Roman"/>
                 <w:sz w:val="18"/>
               </w:rPr>
-              <w:t xml:space="preserve">Chandru S</w:t>
+              <w:t>Chandru S</w:t>
             </w:r>
           </w:p>
         </w:tc>
@@ -1436,7 +1368,7 @@
                 <w:rFonts w:ascii="Times New Roman"/>
                 <w:sz w:val="18"/>
               </w:rPr>
-              <w:t xml:space="preserve">Data and validation presenter</w:t>
+              <w:t>Data and validation presenter</w:t>
             </w:r>
           </w:p>
         </w:tc>
@@ -1457,7 +1389,7 @@
                 <w:rFonts w:ascii="Times New Roman"/>
                 <w:sz w:val="18"/>
               </w:rPr>
-              <w:t xml:space="preserve">Validation and wrap-up</w:t>
+              <w:t>Validation, tests and wrap-up</w:t>
             </w:r>
           </w:p>
         </w:tc>
@@ -1478,7 +1410,7 @@
                 <w:rFonts w:ascii="Times New Roman"/>
                 <w:sz w:val="18"/>
               </w:rPr>
-              <w:t xml:space="preserve">Hand-labelled 300 merchant strings and presented the validation result</w:t>
+              <w:t>Checked catalog data and test inputs and presented the validation results</w:t>
             </w:r>
           </w:p>
         </w:tc>
@@ -1499,7 +1431,7 @@
                 <w:rFonts w:ascii="Times New Roman"/>
                 <w:sz w:val="18"/>
               </w:rPr>
-              <w:t xml:space="preserve">Active</w:t>
+              <w:t>Active</w:t>
             </w:r>
           </w:p>
         </w:tc>
@@ -1898,15 +1830,7 @@
                 <w:rFonts w:ascii="Times New Roman"/>
                 <w:sz w:val="18"/>
               </w:rPr>
-              <w:t xml:space="preserve">None expected; one rehearsal done before submission </w:t>
-            </w:r>
-            <w:r>
-              <w:rPr>
-                <w:rFonts w:ascii="Times New Roman"/>
-                <w:sz w:val="18"/>
-                <w:highlight w:val="yellow"/>
-              </w:rPr>
-              <w:t xml:space="preserve">[confirm after demo]</w:t>
+              <w:t>None. The full demo flow was run end to end and recorded as PocketSmart_Demo.mp4.</w:t>
             </w:r>
           </w:p>
         </w:tc>
@@ -1963,7 +1887,7 @@
                 <w:rFonts w:ascii="Times New Roman"/>
                 <w:sz w:val="18"/>
               </w:rPr>
-              <w:t xml:space="preserve">Not applicable yet; internet-off fallback and a warmed Cloud Run instance prepared in advance</w:t>
+              <w:t>Not applicable. The rule-based fallback and the recorded demo video (PocketSmart_Demo.mp4) are the backup if the AI service is unavailable.</w:t>
             </w:r>
           </w:p>
         </w:tc>
